--- a/docs/Storage-Cluster-CNS-v2-Actualizaciones.docx
+++ b/docs/Storage-Cluster-CNS-v2-Actualizaciones.docx
@@ -7884,6 +7884,477 @@
     </w:p>
     <w:p>
       <w:pPr>
+        <w:pStyle w:val="Heading3"/>
+        <w:spacing w:after="110" w:before="260"/>
+      </w:pPr>
+      <w:r>
+        <w:rPr>
+          <w:b/>
+          <w:bCs/>
+          <w:color w:val="1F4E79"/>
+          <w:sz w:val="23"/>
+          <w:szCs w:val="23"/>
+        </w:rPr>
+        <w:t xml:space="preserve">2.14 Recursos: de una lista plana a una tarjeta por servidor</w:t>
+      </w:r>
+    </w:p>
+    <w:p>
+      <w:pPr>
+        <w:spacing w:after="130" w:before="60" w:line="276"/>
+        <w:jc w:val="both"/>
+      </w:pPr>
+      <w:r>
+        <w:rPr>
+          <w:sz w:val="20"/>
+          <w:szCs w:val="20"/>
+        </w:rPr>
+        <w:t xml:space="preserve">Con datos reales aparecieron cuatro problemas en el panel de recursos, y los cuatro eran de presentación, no de medición:</w:t>
+      </w:r>
+    </w:p>
+    <w:p>
+      <w:pPr>
+        <w:spacing w:after="130" w:before="60" w:line="276"/>
+        <w:jc w:val="both"/>
+      </w:pPr>
+      <w:r>
+        <w:rPr>
+          <w:b/>
+          <w:bCs/>
+          <w:sz w:val="20"/>
+          <w:szCs w:val="20"/>
+        </w:rPr>
+        <w:t xml:space="preserve">"7 GB de 7 GB" al 90 %.</w:t>
+      </w:r>
+      <w:r>
+        <w:rPr>
+          <w:sz w:val="20"/>
+          <w:szCs w:val="20"/>
+        </w:rPr>
+        <w:t xml:space="preserve"> Los tres números se contradecían. El formateador redondeaba a cero decimales todo lo menor a 1 TB, así que una RAM de 7,42 GB con 6,69 GB usados salía como "7 GB de 7 GB". Y un pendrive de 410 MB salía "0 GB". Ahora la precisión </w:t>
+      </w:r>
+      <w:r>
+        <w:rPr>
+          <w:b/>
+          <w:bCs/>
+          <w:sz w:val="20"/>
+          <w:szCs w:val="20"/>
+        </w:rPr>
+        <w:t xml:space="preserve">depende de la magnitud</w:t>
+      </w:r>
+      <w:r>
+        <w:rPr>
+          <w:sz w:val="20"/>
+          <w:szCs w:val="20"/>
+        </w:rPr>
+        <w:t xml:space="preserve">: TB con dos decimales, GB con uno o dos según el tamaño, y por debajo de 1 GB se muestra en MB.</w:t>
+      </w:r>
+    </w:p>
+    <w:p>
+      <w:pPr>
+        <w:spacing w:after="130" w:before="60" w:line="276"/>
+        <w:jc w:val="both"/>
+      </w:pPr>
+      <w:r>
+        <w:rPr>
+          <w:b/>
+          <w:bCs/>
+          <w:sz w:val="20"/>
+          <w:szCs w:val="20"/>
+        </w:rPr>
+        <w:t xml:space="preserve">La red decía "kbps" y eran KB/s.</w:t>
+      </w:r>
+      <w:r>
+        <w:rPr>
+          <w:sz w:val="20"/>
+          <w:szCs w:val="20"/>
+        </w:rPr>
+        <w:t xml:space="preserve"> El cálculo siempre estuvo en bytes; la etiqueta mentía por un factor de ocho. Las claves pasaron a llamarse </w:t>
+      </w:r>
+      <w:r>
+        <w:rPr>
+          <w:rFonts w:ascii="Consolas" w:cs="Consolas" w:eastAsia="Consolas" w:hAnsi="Consolas"/>
+          <w:sz w:val="18"/>
+          <w:szCs w:val="18"/>
+          <w:shd w:fill="F2F4F7" w:val="clear"/>
+        </w:rPr>
+        <w:t xml:space="preserve">rx_kb_s</w:t>
+      </w:r>
+      <w:r>
+        <w:rPr>
+          <w:sz w:val="20"/>
+          <w:szCs w:val="20"/>
+        </w:rPr>
+        <w:t xml:space="preserve"> y </w:t>
+      </w:r>
+      <w:r>
+        <w:rPr>
+          <w:rFonts w:ascii="Consolas" w:cs="Consolas" w:eastAsia="Consolas" w:hAnsi="Consolas"/>
+          <w:sz w:val="18"/>
+          <w:szCs w:val="18"/>
+          <w:shd w:fill="F2F4F7" w:val="clear"/>
+        </w:rPr>
+        <w:t xml:space="preserve">tx_kb_s</w:t>
+      </w:r>
+      <w:r>
+        <w:rPr>
+          <w:sz w:val="20"/>
+          <w:szCs w:val="20"/>
+        </w:rPr>
+        <w:t xml:space="preserve">, y el dashboard las muestra como </w:t>
+      </w:r>
+      <w:r>
+        <w:rPr>
+          <w:rFonts w:ascii="Consolas" w:cs="Consolas" w:eastAsia="Consolas" w:hAnsi="Consolas"/>
+          <w:sz w:val="18"/>
+          <w:szCs w:val="18"/>
+          <w:shd w:fill="F2F4F7" w:val="clear"/>
+        </w:rPr>
+        <w:t xml:space="preserve">↓ recibe 8,18 KB/s</w:t>
+      </w:r>
+      <w:r>
+        <w:rPr>
+          <w:sz w:val="20"/>
+          <w:szCs w:val="20"/>
+        </w:rPr>
+        <w:t xml:space="preserve">.</w:t>
+      </w:r>
+    </w:p>
+    <w:p>
+      <w:pPr>
+        <w:spacing w:after="130" w:before="60" w:line="276"/>
+        <w:jc w:val="both"/>
+      </w:pPr>
+      <w:r>
+        <w:rPr>
+          <w:b/>
+          <w:bCs/>
+          <w:sz w:val="20"/>
+          <w:szCs w:val="20"/>
+        </w:rPr>
+        <w:t xml:space="preserve">Un pendrive que ya no está seguía apareciendo como si estuviera.</w:t>
+      </w:r>
+      <w:r>
+        <w:rPr>
+          <w:sz w:val="20"/>
+          <w:szCs w:val="20"/>
+        </w:rPr>
+        <w:t xml:space="preserve"> La vista </w:t>
+      </w:r>
+      <w:r>
+        <w:rPr>
+          <w:rFonts w:ascii="Consolas" w:cs="Consolas" w:eastAsia="Consolas" w:hAnsi="Consolas"/>
+          <w:sz w:val="18"/>
+          <w:szCs w:val="18"/>
+          <w:shd w:fill="F2F4F7" w:val="clear"/>
+        </w:rPr>
+        <w:t xml:space="preserve">v_recursos_ultimo</w:t>
+      </w:r>
+      <w:r>
+        <w:rPr>
+          <w:sz w:val="20"/>
+          <w:szCs w:val="20"/>
+        </w:rPr>
+        <w:t xml:space="preserve"> devuelve la última medición de cada recurso </w:t>
+      </w:r>
+      <w:r>
+        <w:rPr>
+          <w:b/>
+          <w:bCs/>
+          <w:sz w:val="20"/>
+          <w:szCs w:val="20"/>
+        </w:rPr>
+        <w:t xml:space="preserve">sin límite de tiempo</w:t>
+      </w:r>
+      <w:r>
+        <w:rPr>
+          <w:sz w:val="20"/>
+          <w:szCs w:val="20"/>
+        </w:rPr>
+        <w:t xml:space="preserve">: una unidad enchufada ayer se mostraba hoy con los números de ayer. Ahora la consulta trae </w:t>
+      </w:r>
+      <w:r>
+        <w:rPr>
+          <w:rFonts w:ascii="Consolas" w:cs="Consolas" w:eastAsia="Consolas" w:hAnsi="Consolas"/>
+          <w:sz w:val="18"/>
+          <w:szCs w:val="18"/>
+          <w:shd w:fill="F2F4F7" w:val="clear"/>
+        </w:rPr>
+        <w:t xml:space="preserve">segundos_desde</w:t>
+      </w:r>
+      <w:r>
+        <w:rPr>
+          <w:sz w:val="20"/>
+          <w:szCs w:val="20"/>
+        </w:rPr>
+        <w:t xml:space="preserve">, y un recurso medido hace más de seis veces el intervalo del nodo se muestra atenuado y con la leyenda </w:t>
+      </w:r>
+      <w:r>
+        <w:rPr>
+          <w:i/>
+          <w:iCs/>
+          <w:sz w:val="20"/>
+          <w:szCs w:val="20"/>
+        </w:rPr>
+        <w:t xml:space="preserve">"ya no se reporta · última medición hace 1 día"</w:t>
+      </w:r>
+      <w:r>
+        <w:rPr>
+          <w:sz w:val="20"/>
+          <w:szCs w:val="20"/>
+        </w:rPr>
+        <w:t xml:space="preserve">.</w:t>
+      </w:r>
+    </w:p>
+    <w:p>
+      <w:pPr>
+        <w:spacing w:after="130" w:before="60" w:line="276"/>
+        <w:jc w:val="both"/>
+      </w:pPr>
+      <w:r>
+        <w:rPr>
+          <w:b/>
+          <w:bCs/>
+          <w:sz w:val="20"/>
+          <w:szCs w:val="20"/>
+        </w:rPr>
+        <w:t xml:space="preserve">La tabla no servía para la CPU ni para la red.</w:t>
+      </w:r>
+      <w:r>
+        <w:rPr>
+          <w:sz w:val="20"/>
+          <w:szCs w:val="20"/>
+        </w:rPr>
+        <w:t xml:space="preserve"> Tenía columnas Capacidad y Usado, que esos recursos no tienen: media tabla eran guiones, y el nombre del servidor se repetía en cada fila. Ahora es </w:t>
+      </w:r>
+      <w:r>
+        <w:rPr>
+          <w:b/>
+          <w:bCs/>
+          <w:sz w:val="20"/>
+          <w:szCs w:val="20"/>
+        </w:rPr>
+        <w:t xml:space="preserve">una tarjeta por servidor</w:t>
+      </w:r>
+      <w:r>
+        <w:rPr>
+          <w:sz w:val="20"/>
+          <w:szCs w:val="20"/>
+        </w:rPr>
+        <w:t xml:space="preserve"> con sus recursos adentro, y cada tipo se dibuja como corresponde: lo que tiene capacidad lleva medidor, y lo que no lleva sus propios datos con sus unidades (núcleos, frecuencia, carga, KB/s, errores). Hay un </w:t>
+      </w:r>
+      <w:r>
+        <w:rPr>
+          <w:b/>
+          <w:bCs/>
+          <w:sz w:val="20"/>
+          <w:szCs w:val="20"/>
+        </w:rPr>
+        <w:t xml:space="preserve">selector para ver un solo servidor</w:t>
+      </w:r>
+      <w:r>
+        <w:rPr>
+          <w:sz w:val="20"/>
+          <w:szCs w:val="20"/>
+        </w:rPr>
+        <w:t xml:space="preserve">, y la tabla sigue disponible a un clic para quien quiera comparar.</w:t>
+      </w:r>
+    </w:p>
+    <w:p>
+      <w:pPr>
+        <w:spacing w:after="130" w:before="60" w:line="276"/>
+        <w:jc w:val="both"/>
+      </w:pPr>
+      <w:r>
+        <w:rPr>
+          <w:sz w:val="20"/>
+          <w:szCs w:val="20"/>
+        </w:rPr>
+        <w:t xml:space="preserve">Además, </w:t>
+      </w:r>
+      <w:r>
+        <w:rPr>
+          <w:b/>
+          <w:bCs/>
+          <w:sz w:val="20"/>
+          <w:szCs w:val="20"/>
+        </w:rPr>
+        <w:t xml:space="preserve">el detalle de un nodo (menú ⋮) ahora muestra sus recursos</w:t>
+      </w:r>
+      <w:r>
+        <w:rPr>
+          <w:sz w:val="20"/>
+          <w:szCs w:val="20"/>
+        </w:rPr>
+        <w:t xml:space="preserve">: ya no hay que buscarlo en una lista de sesenta filas.</w:t>
+      </w:r>
+    </w:p>
+    <w:p>
+      <w:pPr>
+        <w:pStyle w:val="Heading3"/>
+        <w:spacing w:after="110" w:before="260"/>
+      </w:pPr>
+      <w:r>
+        <w:rPr>
+          <w:b/>
+          <w:bCs/>
+          <w:color w:val="1F4E79"/>
+          <w:sz w:val="23"/>
+          <w:szCs w:val="23"/>
+        </w:rPr>
+        <w:t xml:space="preserve">2.15 Un error de sintaxis que habría dejado la pantalla en blanco</w:t>
+      </w:r>
+    </w:p>
+    <w:p>
+      <w:pPr>
+        <w:spacing w:after="130" w:before="60" w:line="276"/>
+        <w:jc w:val="both"/>
+      </w:pPr>
+      <w:r>
+        <w:rPr>
+          <w:sz w:val="20"/>
+          <w:szCs w:val="20"/>
+        </w:rPr>
+        <w:t xml:space="preserve">Al agregar el plural de "día" se declaró </w:t>
+      </w:r>
+      <w:r>
+        <w:rPr>
+          <w:rFonts w:ascii="Consolas" w:cs="Consolas" w:eastAsia="Consolas" w:hAnsi="Consolas"/>
+          <w:sz w:val="18"/>
+          <w:szCs w:val="18"/>
+          <w:shd w:fill="F2F4F7" w:val="clear"/>
+        </w:rPr>
+        <w:t xml:space="preserve">const d</w:t>
+      </w:r>
+      <w:r>
+        <w:rPr>
+          <w:sz w:val="20"/>
+          <w:szCs w:val="20"/>
+        </w:rPr>
+        <w:t xml:space="preserve"> en una función donde </w:t>
+      </w:r>
+      <w:r>
+        <w:rPr>
+          <w:rFonts w:ascii="Consolas" w:cs="Consolas" w:eastAsia="Consolas" w:hAnsi="Consolas"/>
+          <w:sz w:val="18"/>
+          <w:szCs w:val="18"/>
+          <w:shd w:fill="F2F4F7" w:val="clear"/>
+        </w:rPr>
+        <w:t xml:space="preserve">d</w:t>
+      </w:r>
+      <w:r>
+        <w:rPr>
+          <w:sz w:val="20"/>
+          <w:szCs w:val="20"/>
+        </w:rPr>
+        <w:t xml:space="preserve"> ya existía. El navegador tira </w:t>
+      </w:r>
+      <w:r>
+        <w:rPr>
+          <w:rFonts w:ascii="Consolas" w:cs="Consolas" w:eastAsia="Consolas" w:hAnsi="Consolas"/>
+          <w:sz w:val="18"/>
+          <w:szCs w:val="18"/>
+          <w:shd w:fill="F2F4F7" w:val="clear"/>
+        </w:rPr>
+        <w:t xml:space="preserve">Identifier 'd' has already been declared</w:t>
+      </w:r>
+      <w:r>
+        <w:rPr>
+          <w:sz w:val="20"/>
+          <w:szCs w:val="20"/>
+        </w:rPr>
+        <w:t xml:space="preserve"> y </w:t>
+      </w:r>
+      <w:r>
+        <w:rPr>
+          <w:b/>
+          <w:bCs/>
+          <w:sz w:val="20"/>
+          <w:szCs w:val="20"/>
+        </w:rPr>
+        <w:t xml:space="preserve">no ejecuta nada</w:t>
+      </w:r>
+      <w:r>
+        <w:rPr>
+          <w:sz w:val="20"/>
+          <w:szCs w:val="20"/>
+        </w:rPr>
+        <w:t xml:space="preserve"> del archivo: el dashboard queda completamente en blanco. Nada del lado de Python lo detecta — las pruebas siguen en verde, el servidor arranca, la API responde.</w:t>
+      </w:r>
+    </w:p>
+    <w:p>
+      <w:pPr>
+        <w:spacing w:after="130" w:before="60" w:line="276"/>
+        <w:jc w:val="both"/>
+      </w:pPr>
+      <w:r>
+        <w:rPr>
+          <w:sz w:val="20"/>
+          <w:szCs w:val="20"/>
+        </w:rPr>
+        <w:t xml:space="preserve">Se agregó una sección a </w:t>
+      </w:r>
+      <w:r>
+        <w:rPr>
+          <w:rFonts w:ascii="Consolas" w:cs="Consolas" w:eastAsia="Consolas" w:hAnsi="Consolas"/>
+          <w:sz w:val="18"/>
+          <w:szCs w:val="18"/>
+          <w:shd w:fill="F2F4F7" w:val="clear"/>
+        </w:rPr>
+        <w:t xml:space="preserve">scripts/prueba_offline.py</w:t>
+      </w:r>
+      <w:r>
+        <w:rPr>
+          <w:sz w:val="20"/>
+          <w:szCs w:val="20"/>
+        </w:rPr>
+        <w:t xml:space="preserve"> que comprueba que el JavaScript del dashboard parsee, que todos los </w:t>
+      </w:r>
+      <w:r>
+        <w:rPr>
+          <w:rFonts w:ascii="Consolas" w:cs="Consolas" w:eastAsia="Consolas" w:hAnsi="Consolas"/>
+          <w:sz w:val="18"/>
+          <w:szCs w:val="18"/>
+          <w:shd w:fill="F2F4F7" w:val="clear"/>
+        </w:rPr>
+        <w:t xml:space="preserve">id</w:t>
+      </w:r>
+      <w:r>
+        <w:rPr>
+          <w:sz w:val="20"/>
+          <w:szCs w:val="20"/>
+        </w:rPr>
+        <w:t xml:space="preserve"> que busca existan en el HTML, y que las rutas de API que llama estén declaradas en </w:t>
+      </w:r>
+      <w:r>
+        <w:rPr>
+          <w:rFonts w:ascii="Consolas" w:cs="Consolas" w:eastAsia="Consolas" w:hAnsi="Consolas"/>
+          <w:sz w:val="18"/>
+          <w:szCs w:val="18"/>
+          <w:shd w:fill="F2F4F7" w:val="clear"/>
+        </w:rPr>
+        <w:t xml:space="preserve">api/main.py</w:t>
+      </w:r>
+      <w:r>
+        <w:rPr>
+          <w:sz w:val="20"/>
+          <w:szCs w:val="20"/>
+        </w:rPr>
+        <w:t xml:space="preserve">. Son cuatro comprobaciones que corren en un segundo y cubren una clase de fallo que sólo se descubría abriendo la página.</w:t>
+      </w:r>
+    </w:p>
+    <w:p>
+      <w:pPr>
+        <w:pBdr>
+          <w:bottom w:val="single" w:color="D0D7DE" w:sz="6"/>
+        </w:pBdr>
+        <w:spacing w:after="160" w:before="160"/>
+      </w:pPr>
+      <w:r>
+        <w:t xml:space="preserve"/>
+      </w:r>
+    </w:p>
+    <w:p>
+      <w:pPr>
         <w:pStyle w:val="Heading2"/>
         <w:pBdr>
           <w:bottom w:val="single" w:color="1F4E79" w:sz="8"/>
@@ -8275,7 +8746,7 @@
                 <w:szCs w:val="18"/>
                 <w:shd w:fill="F2F4F7" w:val="clear"/>
               </w:rPr>
-              <w:t xml:space="preserve">docs/ACTUALIZACIONES.md</w:t>
+              <w:t xml:space="preserve">db/instalar.sql</w:t>
             </w:r>
           </w:p>
         </w:tc>
@@ -8296,10 +8767,19 @@
             </w:pPr>
             <w:r>
               <w:rPr>
-                <w:sz w:val="18"/>
-                <w:szCs w:val="18"/>
-              </w:rPr>
-              <w:t xml:space="preserve">Este documento</w:t>
+                <w:b/>
+                <w:bCs/>
+                <w:sz w:val="18"/>
+                <w:szCs w:val="18"/>
+              </w:rPr>
+              <w:t xml:space="preserve">Script completo y final de la base</w:t>
+            </w:r>
+            <w:r>
+              <w:rPr>
+                <w:sz w:val="18"/>
+                <w:szCs w:val="18"/>
+              </w:rPr>
+              <w:t xml:space="preserve">: crea base, usuario, 5 tablas y 5 vistas</w:t>
             </w:r>
           </w:p>
         </w:tc>
@@ -8327,7 +8807,7 @@
                 <w:szCs w:val="18"/>
                 <w:shd w:fill="F2F4F7" w:val="clear"/>
               </w:rPr>
-              <w:t xml:space="preserve">docs/COMO-AGREGAR-UN-NODO.md</w:t>
+              <w:t xml:space="preserve">docs/ARQUITECTURA-Y-TECNOLOGIAS.md</w:t>
             </w:r>
           </w:p>
         </w:tc>
@@ -8351,7 +8831,7 @@
                 <w:sz w:val="18"/>
                 <w:szCs w:val="18"/>
               </w:rPr>
-              <w:t xml:space="preserve">Departamento vs sede vs nodo, y cómo suma su laptop el ingeniero</w:t>
+              <w:t xml:space="preserve">Qué usamos, cómo está armado y por qué se eligió cada cosa</w:t>
             </w:r>
           </w:p>
         </w:tc>
@@ -8379,7 +8859,7 @@
                 <w:szCs w:val="18"/>
                 <w:shd w:fill="F2F4F7" w:val="clear"/>
               </w:rPr>
-              <w:t xml:space="preserve">.gitattributes</w:t>
+              <w:t xml:space="preserve">docs/INFORME.md</w:t>
             </w:r>
           </w:p>
         </w:tc>
@@ -8387,6 +8867,162 @@
           <w:tcPr>
             <w:tcW w:type="dxa" w:w="6368"/>
             <w:shd w:fill="F5F7FA" w:val="clear"/>
+            <w:tcMar>
+              <w:top w:type="dxa" w:w="60"/>
+              <w:left w:type="dxa" w:w="110"/>
+              <w:bottom w:type="dxa" w:w="60"/>
+              <w:right w:type="dxa" w:w="110"/>
+            </w:tcMar>
+          </w:tcPr>
+          <w:p>
+            <w:pPr>
+              <w:spacing w:after="0" w:before="0"/>
+            </w:pPr>
+            <w:r>
+              <w:rPr>
+                <w:sz w:val="18"/>
+                <w:szCs w:val="18"/>
+              </w:rPr>
+              <w:t xml:space="preserve">Informe corto (una página y media)</w:t>
+            </w:r>
+          </w:p>
+        </w:tc>
+      </w:tr>
+      <w:tr>
+        <w:tc>
+          <w:tcPr>
+            <w:tcW w:type="dxa" w:w="3280"/>
+            <w:shd w:fill="FFFFFF" w:val="clear"/>
+            <w:tcMar>
+              <w:top w:type="dxa" w:w="60"/>
+              <w:left w:type="dxa" w:w="110"/>
+              <w:bottom w:type="dxa" w:w="60"/>
+              <w:right w:type="dxa" w:w="110"/>
+            </w:tcMar>
+          </w:tcPr>
+          <w:p>
+            <w:pPr>
+              <w:spacing w:after="0" w:before="0"/>
+            </w:pPr>
+            <w:r>
+              <w:rPr>
+                <w:rFonts w:ascii="Consolas" w:cs="Consolas" w:eastAsia="Consolas" w:hAnsi="Consolas"/>
+                <w:sz w:val="18"/>
+                <w:szCs w:val="18"/>
+                <w:shd w:fill="F2F4F7" w:val="clear"/>
+              </w:rPr>
+              <w:t xml:space="preserve">docs/ACTUALIZACIONES.md</w:t>
+            </w:r>
+          </w:p>
+        </w:tc>
+        <w:tc>
+          <w:tcPr>
+            <w:tcW w:type="dxa" w:w="6368"/>
+            <w:shd w:fill="FFFFFF" w:val="clear"/>
+            <w:tcMar>
+              <w:top w:type="dxa" w:w="60"/>
+              <w:left w:type="dxa" w:w="110"/>
+              <w:bottom w:type="dxa" w:w="60"/>
+              <w:right w:type="dxa" w:w="110"/>
+            </w:tcMar>
+          </w:tcPr>
+          <w:p>
+            <w:pPr>
+              <w:spacing w:after="0" w:before="0"/>
+            </w:pPr>
+            <w:r>
+              <w:rPr>
+                <w:sz w:val="18"/>
+                <w:szCs w:val="18"/>
+              </w:rPr>
+              <w:t xml:space="preserve">Este documento</w:t>
+            </w:r>
+          </w:p>
+        </w:tc>
+      </w:tr>
+      <w:tr>
+        <w:tc>
+          <w:tcPr>
+            <w:tcW w:type="dxa" w:w="3280"/>
+            <w:shd w:fill="F5F7FA" w:val="clear"/>
+            <w:tcMar>
+              <w:top w:type="dxa" w:w="60"/>
+              <w:left w:type="dxa" w:w="110"/>
+              <w:bottom w:type="dxa" w:w="60"/>
+              <w:right w:type="dxa" w:w="110"/>
+            </w:tcMar>
+          </w:tcPr>
+          <w:p>
+            <w:pPr>
+              <w:spacing w:after="0" w:before="0"/>
+            </w:pPr>
+            <w:r>
+              <w:rPr>
+                <w:rFonts w:ascii="Consolas" w:cs="Consolas" w:eastAsia="Consolas" w:hAnsi="Consolas"/>
+                <w:sz w:val="18"/>
+                <w:szCs w:val="18"/>
+                <w:shd w:fill="F2F4F7" w:val="clear"/>
+              </w:rPr>
+              <w:t xml:space="preserve">docs/COMO-AGREGAR-UN-NODO.md</w:t>
+            </w:r>
+          </w:p>
+        </w:tc>
+        <w:tc>
+          <w:tcPr>
+            <w:tcW w:type="dxa" w:w="6368"/>
+            <w:shd w:fill="F5F7FA" w:val="clear"/>
+            <w:tcMar>
+              <w:top w:type="dxa" w:w="60"/>
+              <w:left w:type="dxa" w:w="110"/>
+              <w:bottom w:type="dxa" w:w="60"/>
+              <w:right w:type="dxa" w:w="110"/>
+            </w:tcMar>
+          </w:tcPr>
+          <w:p>
+            <w:pPr>
+              <w:spacing w:after="0" w:before="0"/>
+            </w:pPr>
+            <w:r>
+              <w:rPr>
+                <w:sz w:val="18"/>
+                <w:szCs w:val="18"/>
+              </w:rPr>
+              <w:t xml:space="preserve">Departamento vs sede vs nodo, y cómo suma su laptop el ingeniero</w:t>
+            </w:r>
+          </w:p>
+        </w:tc>
+      </w:tr>
+      <w:tr>
+        <w:tc>
+          <w:tcPr>
+            <w:tcW w:type="dxa" w:w="3280"/>
+            <w:shd w:fill="FFFFFF" w:val="clear"/>
+            <w:tcMar>
+              <w:top w:type="dxa" w:w="60"/>
+              <w:left w:type="dxa" w:w="110"/>
+              <w:bottom w:type="dxa" w:w="60"/>
+              <w:right w:type="dxa" w:w="110"/>
+            </w:tcMar>
+          </w:tcPr>
+          <w:p>
+            <w:pPr>
+              <w:spacing w:after="0" w:before="0"/>
+            </w:pPr>
+            <w:r>
+              <w:rPr>
+                <w:rFonts w:ascii="Consolas" w:cs="Consolas" w:eastAsia="Consolas" w:hAnsi="Consolas"/>
+                <w:sz w:val="18"/>
+                <w:szCs w:val="18"/>
+                <w:shd w:fill="F2F4F7" w:val="clear"/>
+              </w:rPr>
+              <w:t xml:space="preserve">.gitattributes</w:t>
+            </w:r>
+          </w:p>
+        </w:tc>
+        <w:tc>
+          <w:tcPr>
+            <w:tcW w:type="dxa" w:w="6368"/>
+            <w:shd w:fill="FFFFFF" w:val="clear"/>
             <w:tcMar>
               <w:top w:type="dxa" w:w="60"/>
               <w:left w:type="dxa" w:w="110"/>
